--- a/freelance/samples/docx/Research_Paper_Social_Media_Study_Habits.docx
+++ b/freelance/samples/docx/Research_Paper_Social_Media_Study_Habits.docx
@@ -4,113 +4,50 @@
   <w:body>
     <w:p>
       <w:pPr>
-        <w:spacing w:before="720" w:after="80"/>
+        <w:spacing w:before="2800"/>
         <w:jc w:val="center"/>
       </w:pPr>
       <w:r>
         <w:rPr>
           <w:rFonts w:ascii="Calibri" w:hAnsi="Calibri"/>
           <w:b/>
-          <w:color w:val="4A5568"/>
+          <w:color w:val="1B365D"/>
+          <w:sz w:val="44"/>
+        </w:rPr>
+        <w:t>Effects of Social Media Use on the Study Habits of College Students</w:t>
+        <w:br/>
+      </w:r>
+      <w:r>
+        <w:rPr>
+          <w:rFonts w:ascii="Calibri" w:hAnsi="Calibri"/>
+          <w:color w:val="646464"/>
           <w:sz w:val="24"/>
         </w:rPr>
-        <w:t>STI WEST NEGROS UNIVERSITY</w:t>
+        <w:t>A Quantitative Correlational Study on Screen Time, Focus Fragmentation, and GPA</w:t>
+        <w:br/>
+        <w:br/>
       </w:r>
     </w:p>
     <w:p>
       <w:pPr>
-        <w:spacing w:after="1440"/>
+        <w:spacing w:before="2400"/>
         <w:jc w:val="center"/>
       </w:pPr>
       <w:r>
         <w:rPr>
           <w:rFonts w:ascii="Calibri" w:hAnsi="Calibri"/>
-          <w:color w:val="718096"/>
-          <w:sz w:val="20"/>
+          <w:color w:val="464646"/>
+          <w:sz w:val="22"/>
         </w:rPr>
-        <w:t>College of Information and Communications Technology</w:t>
-      </w:r>
-    </w:p>
-    <w:p>
-      <w:pPr>
-        <w:spacing w:after="280"/>
-        <w:jc w:val="center"/>
-      </w:pPr>
-      <w:r>
-        <w:rPr>
-          <w:rFonts w:ascii="Calibri" w:hAnsi="Calibri"/>
-          <w:b/>
-          <w:color w:val="1E3A8A"/>
-          <w:sz w:val="48"/>
-        </w:rPr>
-        <w:t>Effects of Social Media Use on the Study Habits of College Students</w:t>
-      </w:r>
-    </w:p>
-    <w:p>
-      <w:pPr>
-        <w:spacing w:after="320"/>
-        <w:jc w:val="center"/>
-      </w:pPr>
-      <w:r>
-        <w:rPr>
-          <w:color w:val="1E3A8A"/>
-          <w:sz w:val="20"/>
-        </w:rPr>
-        <w:t>————————————————————————————</w:t>
-      </w:r>
-    </w:p>
-    <w:p>
-      <w:pPr>
-        <w:spacing w:after="2800"/>
-        <w:jc w:val="center"/>
-      </w:pPr>
-      <w:r>
-        <w:rPr>
-          <w:rFonts w:ascii="Calibri" w:hAnsi="Calibri"/>
-          <w:i/>
-          <w:color w:val="4A5568"/>
-          <w:sz w:val="26"/>
-        </w:rPr>
-        <w:t>An Empirical Assessment of Academic Engagement, Distraction, and Time Management</w:t>
-      </w:r>
-    </w:p>
-    <w:p>
-      <w:pPr>
-        <w:spacing w:line="312" w:lineRule="auto" w:after="400"/>
-        <w:jc w:val="center"/>
-      </w:pPr>
-      <w:r>
-        <w:rPr>
-          <w:rFonts w:ascii="Calibri" w:hAnsi="Calibri"/>
-          <w:color w:val="718096"/>
-          <w:sz w:val="20"/>
-        </w:rPr>
-        <w:t>Undergraduate Research Paper</w:t>
+        <w:t>Authored by: Jhon Paulo Gascon</w:t>
         <w:br/>
-        <w:t>Presented by:</w:t>
+        <w:t>College of Information Technology</w:t>
         <w:br/>
-      </w:r>
-      <w:r>
-        <w:rPr>
-          <w:rFonts w:ascii="Calibri" w:hAnsi="Calibri"/>
-          <w:b/>
-          <w:color w:val="1E3A8A"/>
-          <w:sz w:val="26"/>
-        </w:rPr>
-        <w:t>JHON PAULO V. GASCON</w:t>
-        <w:br/>
-      </w:r>
-      <w:r>
-        <w:rPr>
-          <w:rFonts w:ascii="Calibri" w:hAnsi="Calibri"/>
-          <w:color w:val="4A5568"/>
-          <w:sz w:val="20"/>
-        </w:rPr>
-        <w:t>Bachelor of Science in Information Technology (BSIT)</w:t>
+        <w:t>STI West Negros University</w:t>
         <w:br/>
         <w:t>Bacolod City, Philippines</w:t>
         <w:br/>
-        <w:t>October 2026</w:t>
+        <w:t>Academic Year 2026–2027</w:t>
       </w:r>
     </w:p>
     <w:p>
@@ -120,140 +57,30 @@
     </w:p>
     <w:p>
       <w:pPr>
-        <w:sectPr>
-          <w:headerReference w:type="default" r:id="rId9"/>
-          <w:footerReference w:type="default" r:id="rId10"/>
-          <w:pgSz w:w="12240" w:h="15840"/>
-          <w:pgMar w:top="1440" w:right="1440" w:bottom="1440" w:left="1440" w:header="720" w:footer="720" w:gutter="0"/>
-          <w:cols w:space="720"/>
-          <w:titlePg/>
-          <w:docGrid w:linePitch="360"/>
-        </w:sectPr>
-      </w:pPr>
-    </w:p>
-    <w:p>
-      <w:pPr>
         <w:keepNext/>
-        <w:spacing w:before="360" w:after="120"/>
+        <w:spacing w:before="280" w:after="120"/>
       </w:pPr>
       <w:r>
         <w:rPr>
           <w:rFonts w:ascii="Calibri" w:hAnsi="Calibri"/>
           <w:b/>
-          <w:color w:val="1E3A8A"/>
-          <w:sz w:val="32"/>
+          <w:color w:val="1B365D"/>
+          <w:sz w:val="30"/>
         </w:rPr>
-        <w:t>Abstract</w:t>
+        <w:t>1. Introduction &amp; Theoretical Framework</w:t>
       </w:r>
     </w:p>
     <w:p>
       <w:pPr>
-        <w:spacing w:before="0" w:after="140" w:line="276" w:lineRule="auto"/>
+        <w:spacing w:before="0" w:after="120" w:line="276" w:lineRule="auto"/>
       </w:pPr>
       <w:r>
         <w:rPr>
           <w:rFonts w:ascii="Calibri" w:hAnsi="Calibri"/>
-          <w:color w:val="2D3748"/>
-          <w:sz w:val="22"/>
+          <w:color w:val="2D2D2D"/>
+          <w:sz w:val="21"/>
         </w:rPr>
-        <w:t>This study investigates the correlation between daily social media consumption and the study habits of tertiary students. Analyzing self-reported usage logs and academic performance metrics from 120 college undergraduates, this inquiry examines cognitive distraction, night-time browsing, and study block fragmentation. The findings indicate that while social networking platforms offer informal collaborative channels, non-academic multitasking during study hours significantly degrades memory retention and increases academic procrastination. Practical time-blocking interventions and digital mindfulness strategies are recommended to mitigate these academic risks.</w:t>
-      </w:r>
-    </w:p>
-    <w:p>
-      <w:pPr>
-        <w:keepNext/>
-        <w:spacing w:before="360" w:after="120"/>
-      </w:pPr>
-      <w:r>
-        <w:rPr>
-          <w:rFonts w:ascii="Calibri" w:hAnsi="Calibri"/>
-          <w:b/>
-          <w:color w:val="1E3A8A"/>
-          <w:sz w:val="32"/>
-        </w:rPr>
-        <w:t>1. Introduction and Background</w:t>
-      </w:r>
-    </w:p>
-    <w:p>
-      <w:pPr>
-        <w:spacing w:before="0" w:after="140" w:line="276" w:lineRule="auto"/>
-      </w:pPr>
-      <w:r>
-        <w:rPr>
-          <w:rFonts w:ascii="Calibri" w:hAnsi="Calibri"/>
-          <w:color w:val="2D3748"/>
-          <w:sz w:val="22"/>
-        </w:rPr>
-        <w:t>Modern higher education exists in an environment saturated with ubiquitous digital connectivity. Smartphone accessibility and persistent algorithmic feeds create constant demands on student attention. While communication applications provide peer support networks and academic group coordination, their ambient presence frequently fractures continuous focus periods required for complex technical problem-solving.</w:t>
-      </w:r>
-    </w:p>
-    <w:p>
-      <w:pPr>
-        <w:spacing w:before="0" w:after="140" w:line="276" w:lineRule="auto"/>
-      </w:pPr>
-      <w:r>
-        <w:rPr>
-          <w:rFonts w:ascii="Calibri" w:hAnsi="Calibri"/>
-          <w:color w:val="2D3748"/>
-          <w:sz w:val="22"/>
-        </w:rPr>
-        <w:t>At tertiary institutions such as STI West Negros University, students balance intensive laboratory exercises with personal responsibilities. Understanding the specific thresholds where productive digital communication transitions into academic disruption is essential for developing institutional student support initiatives.</w:t>
-      </w:r>
-    </w:p>
-    <w:p>
-      <w:pPr>
-        <w:keepNext/>
-        <w:spacing w:before="240" w:after="80"/>
-      </w:pPr>
-      <w:r>
-        <w:rPr>
-          <w:rFonts w:ascii="Calibri" w:hAnsi="Calibri"/>
-          <w:b/>
-          <w:color w:val="1E3A8A"/>
-          <w:sz w:val="26"/>
-        </w:rPr>
-        <w:t>1.1 Statement of the Problem</w:t>
-      </w:r>
-    </w:p>
-    <w:p>
-      <w:pPr>
-        <w:spacing w:before="0" w:after="140" w:line="276" w:lineRule="auto"/>
-      </w:pPr>
-      <w:r>
-        <w:rPr>
-          <w:rFonts w:ascii="Calibri" w:hAnsi="Calibri"/>
-          <w:color w:val="2D3748"/>
-          <w:sz w:val="22"/>
-        </w:rPr>
-        <w:t>Specifically, this research addresses three primary operational questions: First, what is the average daily duration spent by undergraduate students on entertainment-oriented social platforms during examination periods? Second, how does frequent notification interruption affect task-completion velocity for coding and mathematical coursework? Third, what self-regulation mechanisms do high-performing students employ to maintain academic discipline?</w:t>
-      </w:r>
-    </w:p>
-    <w:p>
-      <w:pPr>
-        <w:keepNext/>
-        <w:spacing w:before="240" w:after="80"/>
-      </w:pPr>
-      <w:r>
-        <w:rPr>
-          <w:rFonts w:ascii="Calibri" w:hAnsi="Calibri"/>
-          <w:b/>
-          <w:color w:val="1E3A8A"/>
-          <w:sz w:val="26"/>
-        </w:rPr>
-        <w:t>1.2 Theoretical Framework: Cognitive Load Theory</w:t>
-      </w:r>
-    </w:p>
-    <w:p>
-      <w:pPr>
-        <w:spacing w:before="0" w:after="140" w:line="276" w:lineRule="auto"/>
-      </w:pPr>
-      <w:r>
-        <w:rPr>
-          <w:rFonts w:ascii="Calibri" w:hAnsi="Calibri"/>
-          <w:color w:val="2D3748"/>
-          <w:sz w:val="22"/>
-        </w:rPr>
-        <w:t>This inquiry grounds its analysis in Sweller's Cognitive Load Theory. Working memory has limited capacity. When students split attention between academic material and rapid social streams, extraneous cognitive load spikes. This hinders the encoding of complex conceptual schemas into long-term memory, manifesting as superficial recall during practical assessments.</w:t>
+        <w:t>The ubiquitous penetration of digital platforms has fundamentally altered the academic routines of undergraduate students. College learners increasingly toggle between lecture slides, research repositories, and instant messaging interfaces. While social media facilitates peer communication and access to academic communities, empirical research underscores an escalating risk of cognitive fragmentation, sleep displacement, and procrastination.</w:t>
       </w:r>
     </w:p>
     <w:tbl>
@@ -263,40 +90,46 @@
         <w:tblLook w:firstColumn="1" w:firstRow="1" w:lastColumn="0" w:lastRow="0" w:noHBand="0" w:noVBand="1" w:val="04A0"/>
       </w:tblPr>
       <w:tblGrid>
-        <w:gridCol w:w="9360"/>
+        <w:gridCol w:w="9029"/>
       </w:tblGrid>
       <w:tr>
         <w:tc>
           <w:tcPr>
-            <w:tcW w:type="dxa" w:w="9360"/>
-            <w:shd w:fill="EFF6FF"/>
+            <w:tcW w:type="dxa" w:w="9029"/>
+            <w:shd w:fill="F0F4F8"/>
             <w:tcMar>
               <w:top w:w="140" w:type="dxa"/>
               <w:bottom w:w="140" w:type="dxa"/>
-              <w:left w:w="180" w:type="dxa"/>
-              <w:right w:w="180" w:type="dxa"/>
+              <w:left w:w="200" w:type="dxa"/>
+              <w:right w:w="160" w:type="dxa"/>
             </w:tcMar>
+            <w:tcBorders>
+              <w:left w:val="single" w:sz="24" w:space="0" w:color="1B365D"/>
+              <w:top w:val="none"/>
+              <w:right w:val="none"/>
+              <w:bottom w:val="none"/>
+            </w:tcBorders>
           </w:tcPr>
           <w:p>
             <w:pPr>
-              <w:spacing w:after="40"/>
+              <w:spacing w:before="40" w:after="40"/>
             </w:pPr>
             <w:r>
               <w:rPr>
                 <w:rFonts w:ascii="Calibri" w:hAnsi="Calibri"/>
                 <w:b/>
-                <w:color w:val="1E3A8A"/>
+                <w:color w:val="1B365D"/>
                 <w:sz w:val="20"/>
               </w:rPr>
-              <w:t xml:space="preserve">CRITICAL EMPIRICAL FINDING: </w:t>
+              <w:t xml:space="preserve">KEY DEFINITION — Cognitive Fragmentation: </w:t>
             </w:r>
             <w:r>
               <w:rPr>
                 <w:rFonts w:ascii="Calibri" w:hAnsi="Calibri"/>
-                <w:color w:val="1E293B"/>
+                <w:color w:val="323232"/>
                 <w:sz w:val="20"/>
               </w:rPr>
-              <w:t>Students checking social notifications every 15 minutes experienced a 34% drop in long-term concept recall during structured laboratory examinations.</w:t>
+              <w:t>The continuous interruption of deep work cycles caused by rapid task-switching between academic tasks and algorithmic social feeds.</w:t>
             </w:r>
           </w:p>
         </w:tc>
@@ -310,108 +143,189 @@
     <w:p>
       <w:pPr>
         <w:keepNext/>
-        <w:spacing w:before="360" w:after="120"/>
+        <w:spacing w:before="200" w:after="80"/>
       </w:pPr>
       <w:r>
         <w:rPr>
           <w:rFonts w:ascii="Calibri" w:hAnsi="Calibri"/>
           <w:b/>
-          <w:color w:val="1E3A8A"/>
-          <w:sz w:val="32"/>
+          <w:color w:val="1B365D"/>
+          <w:sz w:val="25"/>
         </w:rPr>
-        <w:t>2. Review of Related Literature</w:t>
+        <w:t>Conceptual Paradigm</w:t>
       </w:r>
     </w:p>
     <w:p>
       <w:pPr>
-        <w:spacing w:before="0" w:after="140" w:line="276" w:lineRule="auto"/>
+        <w:spacing w:before="0" w:after="120" w:line="276" w:lineRule="auto"/>
       </w:pPr>
       <w:r>
         <w:rPr>
           <w:rFonts w:ascii="Calibri" w:hAnsi="Calibri"/>
-          <w:color w:val="2D3748"/>
-          <w:sz w:val="22"/>
+          <w:color w:val="2D2D2D"/>
+          <w:sz w:val="21"/>
         </w:rPr>
-        <w:t>Contemporary research across educational psychology highlights the cognitive cost of rapid task switching. Kirschner and Karpinski (2010) demonstrated that students who multitask between social media and coursework consistently demonstrate lower cumulative grade point averages compared to non-multitasking peers. The illusion of efficiency often obscures cognitive fatigue.</w:t>
-      </w:r>
-    </w:p>
-    <w:p>
-      <w:pPr>
-        <w:spacing w:before="0" w:after="140" w:line="276" w:lineRule="auto"/>
-      </w:pPr>
-      <w:r>
-        <w:rPr>
-          <w:rFonts w:ascii="Calibri" w:hAnsi="Calibri"/>
-          <w:color w:val="2D3748"/>
-          <w:sz w:val="22"/>
-        </w:rPr>
-        <w:t>In the Philippine context, Dela Cruz and Santos (2021) examined screen-time patterns among urban undergraduates, observing that smartphone interaction peaks between 10:00 PM and 2:00 AM. This late-night digital consumption directly correlates with daytime somnolence and diminished cognitive vigilance during morning lectures.</w:t>
-      </w:r>
-    </w:p>
-    <w:p>
-      <w:pPr>
-        <w:spacing w:before="0" w:after="140" w:line="276" w:lineRule="auto"/>
-      </w:pPr>
-      <w:r>
-        <w:rPr>
-          <w:rFonts w:ascii="Calibri" w:hAnsi="Calibri"/>
-          <w:color w:val="2D3748"/>
-          <w:sz w:val="22"/>
-        </w:rPr>
-        <w:t>Furthermore, social validation loops and algorithmic micro-rewards trigger dopamine responses that make intentional task resumption difficult. Rosen et al. (2013) found that students study for an average of fewer than six minutes before succumbing to digital distractions, primarily short-form video content and instant messaging.</w:t>
+        <w:t>To evaluate how independent usage variables affect scholastic outcomes, this study implements an Input-Process-Output conceptual framework correlating daily screen time with grade point average.</w:t>
       </w:r>
     </w:p>
     <w:p>
       <w:pPr>
         <w:keepNext/>
-        <w:spacing w:before="360" w:after="120"/>
+        <w:spacing w:before="160" w:after="80"/>
+        <w:jc w:val="center"/>
+      </w:pPr>
+      <w:r>
+        <w:drawing>
+          <wp:inline xmlns:a="http://schemas.openxmlformats.org/drawingml/2006/main" xmlns:pic="http://schemas.openxmlformats.org/drawingml/2006/picture">
+            <wp:extent cx="5303520" cy="2519172"/>
+            <wp:docPr id="1" name="Picture 1"/>
+            <wp:cNvGraphicFramePr>
+              <a:graphicFrameLocks noChangeAspect="1"/>
+            </wp:cNvGraphicFramePr>
+            <a:graphic>
+              <a:graphicData uri="http://schemas.openxmlformats.org/drawingml/2006/picture">
+                <pic:pic>
+                  <pic:nvPicPr>
+                    <pic:cNvPr id="0" name="social_media_framework.png"/>
+                    <pic:cNvPicPr/>
+                  </pic:nvPicPr>
+                  <pic:blipFill>
+                    <a:blip r:embed="rId9"/>
+                    <a:stretch>
+                      <a:fillRect/>
+                    </a:stretch>
+                  </pic:blipFill>
+                  <pic:spPr>
+                    <a:xfrm>
+                      <a:off x="0" y="0"/>
+                      <a:ext cx="5303520" cy="2519172"/>
+                    </a:xfrm>
+                    <a:prstGeom prst="rect"/>
+                  </pic:spPr>
+                </pic:pic>
+              </a:graphicData>
+            </a:graphic>
+          </wp:inline>
+        </w:drawing>
+      </w:r>
+    </w:p>
+    <w:p>
+      <w:pPr>
+        <w:spacing w:before="40" w:after="200"/>
+        <w:jc w:val="center"/>
+      </w:pPr>
+      <w:r>
+        <w:rPr>
+          <w:rFonts w:ascii="Calibri" w:hAnsi="Calibri"/>
+          <w:i/>
+          <w:color w:val="646464"/>
+          <w:sz w:val="19"/>
+        </w:rPr>
+        <w:t>Figure 1: Conceptual Framework of Social Media Habit Disruption.</w:t>
+      </w:r>
+    </w:p>
+    <w:p>
+      <w:r>
+        <w:br w:type="page"/>
+      </w:r>
+    </w:p>
+    <w:p>
+      <w:pPr>
+        <w:keepNext/>
+        <w:spacing w:before="280" w:after="120"/>
       </w:pPr>
       <w:r>
         <w:rPr>
           <w:rFonts w:ascii="Calibri" w:hAnsi="Calibri"/>
           <w:b/>
-          <w:color w:val="1E3A8A"/>
-          <w:sz w:val="32"/>
+          <w:color w:val="1B365D"/>
+          <w:sz w:val="30"/>
         </w:rPr>
-        <w:t>3. Methodology and Data Analysis</w:t>
+        <w:t>2. Empirical Methodology &amp; Survey Results</w:t>
       </w:r>
     </w:p>
     <w:p>
       <w:pPr>
-        <w:spacing w:before="0" w:after="140" w:line="276" w:lineRule="auto"/>
+        <w:spacing w:before="0" w:after="120" w:line="276" w:lineRule="auto"/>
       </w:pPr>
       <w:r>
         <w:rPr>
           <w:rFonts w:ascii="Calibri" w:hAnsi="Calibri"/>
-          <w:color w:val="2D3748"/>
-          <w:sz w:val="22"/>
+          <w:color w:val="2D2D2D"/>
+          <w:sz w:val="21"/>
         </w:rPr>
-        <w:t>A mixed-methods explanatory sequential design was utilized across two academic terms. Quantitative data was collected via structured digital logs, followed by semi-structured qualitative interviews with top-decile and bottom-decile performers.</w:t>
+        <w:t>A descriptive correlational design was utilized, surveying N=120 undergraduate college respondents across diverse technological and business disciplines at STI West Negros University. Self-reported automated screen-time trackers were cross-referenced against mid-semester cumulative GPAs.</w:t>
       </w:r>
     </w:p>
     <w:p>
       <w:pPr>
-        <w:spacing w:before="0" w:after="140" w:line="276" w:lineRule="auto"/>
+        <w:keepNext/>
+        <w:spacing w:before="160" w:after="80"/>
+        <w:jc w:val="center"/>
+      </w:pPr>
+      <w:r>
+        <w:drawing>
+          <wp:inline xmlns:a="http://schemas.openxmlformats.org/drawingml/2006/main" xmlns:pic="http://schemas.openxmlformats.org/drawingml/2006/picture">
+            <wp:extent cx="5303520" cy="2983230"/>
+            <wp:docPr id="2" name="Picture 2"/>
+            <wp:cNvGraphicFramePr>
+              <a:graphicFrameLocks noChangeAspect="1"/>
+            </wp:cNvGraphicFramePr>
+            <a:graphic>
+              <a:graphicData uri="http://schemas.openxmlformats.org/drawingml/2006/picture">
+                <pic:pic>
+                  <pic:nvPicPr>
+                    <pic:cNvPr id="0" name="social_media_chart.png"/>
+                    <pic:cNvPicPr/>
+                  </pic:nvPicPr>
+                  <pic:blipFill>
+                    <a:blip r:embed="rId10"/>
+                    <a:stretch>
+                      <a:fillRect/>
+                    </a:stretch>
+                  </pic:blipFill>
+                  <pic:spPr>
+                    <a:xfrm>
+                      <a:off x="0" y="0"/>
+                      <a:ext cx="5303520" cy="2983230"/>
+                    </a:xfrm>
+                    <a:prstGeom prst="rect"/>
+                  </pic:spPr>
+                </pic:pic>
+              </a:graphicData>
+            </a:graphic>
+          </wp:inline>
+        </w:drawing>
+      </w:r>
+    </w:p>
+    <w:p>
+      <w:pPr>
+        <w:spacing w:before="40" w:after="200"/>
+        <w:jc w:val="center"/>
       </w:pPr>
       <w:r>
         <w:rPr>
           <w:rFonts w:ascii="Calibri" w:hAnsi="Calibri"/>
-          <w:color w:val="2D3748"/>
-          <w:sz w:val="22"/>
+          <w:i/>
+          <w:color w:val="646464"/>
+          <w:sz w:val="19"/>
         </w:rPr>
-        <w:t>Participants (n=120) tracked application usage via operating system screen-time utilities over a continuous 14-day study period leading into midterm evaluations.</w:t>
+        <w:t>Figure 2: Mean GPA Distribution Across Daily Social Media Usage Brackets.</w:t>
       </w:r>
     </w:p>
     <w:p>
       <w:pPr>
-        <w:spacing w:before="160" w:after="80"/>
+        <w:keepNext/>
+        <w:spacing w:before="200" w:after="80"/>
       </w:pPr>
       <w:r>
         <w:rPr>
+          <w:rFonts w:ascii="Calibri" w:hAnsi="Calibri"/>
           <w:b/>
-          <w:sz w:val="20"/>
+          <w:color w:val="1B365D"/>
+          <w:sz w:val="25"/>
         </w:rPr>
-        <w:t>Table 1. Daily Social Media Screen Time vs. Academic Metrics</w:t>
+        <w:t>Summary of Usage Patterns</w:t>
       </w:r>
     </w:p>
     <w:tbl>
@@ -421,33 +335,51 @@
         <w:tblLook w:firstColumn="1" w:firstRow="1" w:lastColumn="0" w:lastRow="0" w:noHBand="0" w:noVBand="1" w:val="04A0"/>
       </w:tblPr>
       <w:tblGrid>
-        <w:gridCol w:w="2340"/>
-        <w:gridCol w:w="2340"/>
-        <w:gridCol w:w="2340"/>
-        <w:gridCol w:w="2340"/>
+        <w:gridCol w:w="2257"/>
+        <w:gridCol w:w="2257"/>
+        <w:gridCol w:w="2257"/>
+        <w:gridCol w:w="2257"/>
       </w:tblGrid>
       <w:tr>
         <w:tc>
           <w:tcPr>
-            <w:tcW w:type="dxa" w:w="2592"/>
-            <w:shd w:fill="1E3A8A"/>
+            <w:tcW w:type="dxa" w:w="2257"/>
+            <w:shd w:fill="1B365D"/>
             <w:tcMar>
-              <w:top w:w="140" w:type="dxa"/>
-              <w:bottom w:w="140" w:type="dxa"/>
-              <w:left w:w="180" w:type="dxa"/>
-              <w:right w:w="180" w:type="dxa"/>
+              <w:top w:w="80" w:type="dxa"/>
+              <w:bottom w:w="80" w:type="dxa"/>
+              <w:left w:w="100" w:type="dxa"/>
+              <w:right w:w="100" w:type="dxa"/>
             </w:tcMar>
           </w:tcPr>
           <w:p>
-            <w:pPr>
-              <w:jc w:val="left"/>
-            </w:pPr>
             <w:r>
               <w:rPr>
-                <w:rFonts w:ascii="Calibri" w:hAnsi="Calibri"/>
                 <w:b/>
                 <w:color w:val="FFFFFF"/>
-                <w:sz w:val="20"/>
+                <w:sz w:val="19"/>
+              </w:rPr>
+              <w:t>Usage Tier</w:t>
+            </w:r>
+          </w:p>
+        </w:tc>
+        <w:tc>
+          <w:tcPr>
+            <w:tcW w:type="dxa" w:w="2257"/>
+            <w:shd w:fill="1B365D"/>
+            <w:tcMar>
+              <w:top w:w="80" w:type="dxa"/>
+              <w:bottom w:w="80" w:type="dxa"/>
+              <w:left w:w="100" w:type="dxa"/>
+              <w:right w:w="100" w:type="dxa"/>
+            </w:tcMar>
+          </w:tcPr>
+          <w:p>
+            <w:r>
+              <w:rPr>
+                <w:b/>
+                <w:color w:val="FFFFFF"/>
+                <w:sz w:val="19"/>
               </w:rPr>
               <w:t>Daily Screen Time</w:t>
             </w:r>
@@ -455,79 +387,45 @@
         </w:tc>
         <w:tc>
           <w:tcPr>
-            <w:tcW w:type="dxa" w:w="2016"/>
-            <w:shd w:fill="1E3A8A"/>
+            <w:tcW w:type="dxa" w:w="2257"/>
+            <w:shd w:fill="1B365D"/>
             <w:tcMar>
-              <w:top w:w="140" w:type="dxa"/>
-              <w:bottom w:w="140" w:type="dxa"/>
-              <w:left w:w="180" w:type="dxa"/>
-              <w:right w:w="180" w:type="dxa"/>
+              <w:top w:w="80" w:type="dxa"/>
+              <w:bottom w:w="80" w:type="dxa"/>
+              <w:left w:w="100" w:type="dxa"/>
+              <w:right w:w="100" w:type="dxa"/>
             </w:tcMar>
           </w:tcPr>
           <w:p>
-            <w:pPr>
-              <w:jc w:val="left"/>
-            </w:pPr>
             <w:r>
               <w:rPr>
-                <w:rFonts w:ascii="Calibri" w:hAnsi="Calibri"/>
                 <w:b/>
                 <w:color w:val="FFFFFF"/>
-                <w:sz w:val="20"/>
+                <w:sz w:val="19"/>
               </w:rPr>
-              <w:t>Sample Cohort (n)</w:t>
+              <w:t>Sample (n)</w:t>
             </w:r>
           </w:p>
         </w:tc>
         <w:tc>
           <w:tcPr>
-            <w:tcW w:type="dxa" w:w="2592"/>
-            <w:shd w:fill="1E3A8A"/>
+            <w:tcW w:type="dxa" w:w="2257"/>
+            <w:shd w:fill="1B365D"/>
             <w:tcMar>
-              <w:top w:w="140" w:type="dxa"/>
-              <w:bottom w:w="140" w:type="dxa"/>
-              <w:left w:w="180" w:type="dxa"/>
-              <w:right w:w="180" w:type="dxa"/>
+              <w:top w:w="80" w:type="dxa"/>
+              <w:bottom w:w="80" w:type="dxa"/>
+              <w:left w:w="100" w:type="dxa"/>
+              <w:right w:w="100" w:type="dxa"/>
             </w:tcMar>
           </w:tcPr>
           <w:p>
-            <w:pPr>
-              <w:jc w:val="left"/>
-            </w:pPr>
             <w:r>
               <w:rPr>
-                <w:rFonts w:ascii="Calibri" w:hAnsi="Calibri"/>
                 <w:b/>
                 <w:color w:val="FFFFFF"/>
-                <w:sz w:val="20"/>
+                <w:sz w:val="19"/>
               </w:rPr>
-              <w:t>Avg. Assignment Score</w:t>
-            </w:r>
-          </w:p>
-        </w:tc>
-        <w:tc>
-          <w:tcPr>
-            <w:tcW w:type="dxa" w:w="2160"/>
-            <w:shd w:fill="1E3A8A"/>
-            <w:tcMar>
-              <w:top w:w="140" w:type="dxa"/>
-              <w:bottom w:w="140" w:type="dxa"/>
-              <w:left w:w="180" w:type="dxa"/>
-              <w:right w:w="180" w:type="dxa"/>
-            </w:tcMar>
-          </w:tcPr>
-          <w:p>
-            <w:pPr>
-              <w:jc w:val="left"/>
-            </w:pPr>
-            <w:r>
-              <w:rPr>
-                <w:rFonts w:ascii="Calibri" w:hAnsi="Calibri"/>
-                <w:b/>
-                <w:color w:val="FFFFFF"/>
-                <w:sz w:val="20"/>
-              </w:rPr>
-              <w:t>Self-Reported Anxiety</w:t>
+              <w:t>Mean GPA</w:t>
             </w:r>
           </w:p>
         </w:tc>
@@ -535,89 +433,85 @@
       <w:tr>
         <w:tc>
           <w:tcPr>
-            <w:tcW w:type="dxa" w:w="2592"/>
-            <w:shd w:fill="FFFFFF"/>
+            <w:tcW w:type="dxa" w:w="2257"/>
+            <w:shd w:fill="F8FAFC"/>
             <w:tcMar>
-              <w:top w:w="120" w:type="dxa"/>
-              <w:bottom w:w="120" w:type="dxa"/>
-              <w:left w:w="180" w:type="dxa"/>
-              <w:right w:w="180" w:type="dxa"/>
+              <w:top w:w="60" w:type="dxa"/>
+              <w:bottom w:w="60" w:type="dxa"/>
+              <w:left w:w="100" w:type="dxa"/>
+              <w:right w:w="100" w:type="dxa"/>
             </w:tcMar>
           </w:tcPr>
           <w:p>
             <w:r>
               <w:rPr>
-                <w:rFonts w:ascii="Calibri" w:hAnsi="Calibri"/>
-                <w:color w:val="2D3748"/>
+                <w:color w:val="282828"/>
                 <w:sz w:val="19"/>
               </w:rPr>
-              <w:t>Under 1.5 Hours</w:t>
+              <w:t>Minimal Usage</w:t>
             </w:r>
           </w:p>
         </w:tc>
         <w:tc>
           <w:tcPr>
-            <w:tcW w:type="dxa" w:w="2016"/>
-            <w:shd w:fill="FFFFFF"/>
+            <w:tcW w:type="dxa" w:w="2257"/>
+            <w:shd w:fill="F8FAFC"/>
             <w:tcMar>
-              <w:top w:w="120" w:type="dxa"/>
-              <w:bottom w:w="120" w:type="dxa"/>
-              <w:left w:w="180" w:type="dxa"/>
-              <w:right w:w="180" w:type="dxa"/>
+              <w:top w:w="60" w:type="dxa"/>
+              <w:bottom w:w="60" w:type="dxa"/>
+              <w:left w:w="100" w:type="dxa"/>
+              <w:right w:w="100" w:type="dxa"/>
             </w:tcMar>
           </w:tcPr>
           <w:p>
             <w:r>
               <w:rPr>
-                <w:rFonts w:ascii="Calibri" w:hAnsi="Calibri"/>
-                <w:color w:val="2D3748"/>
+                <w:color w:val="282828"/>
                 <w:sz w:val="19"/>
               </w:rPr>
-              <w:t>28 Students</w:t>
+              <w:t>&lt; 2 Hours/day</w:t>
             </w:r>
           </w:p>
         </w:tc>
         <w:tc>
           <w:tcPr>
-            <w:tcW w:type="dxa" w:w="2592"/>
-            <w:shd w:fill="FFFFFF"/>
+            <w:tcW w:type="dxa" w:w="2257"/>
+            <w:shd w:fill="F8FAFC"/>
             <w:tcMar>
-              <w:top w:w="120" w:type="dxa"/>
-              <w:bottom w:w="120" w:type="dxa"/>
-              <w:left w:w="180" w:type="dxa"/>
-              <w:right w:w="180" w:type="dxa"/>
+              <w:top w:w="60" w:type="dxa"/>
+              <w:bottom w:w="60" w:type="dxa"/>
+              <w:left w:w="100" w:type="dxa"/>
+              <w:right w:w="100" w:type="dxa"/>
             </w:tcMar>
           </w:tcPr>
           <w:p>
             <w:r>
               <w:rPr>
-                <w:rFonts w:ascii="Calibri" w:hAnsi="Calibri"/>
-                <w:color w:val="2D3748"/>
+                <w:color w:val="282828"/>
                 <w:sz w:val="19"/>
               </w:rPr>
-              <w:t>89.4% (Superior)</w:t>
+              <w:t>24</w:t>
             </w:r>
           </w:p>
         </w:tc>
         <w:tc>
           <w:tcPr>
-            <w:tcW w:type="dxa" w:w="2160"/>
-            <w:shd w:fill="FFFFFF"/>
+            <w:tcW w:type="dxa" w:w="2257"/>
+            <w:shd w:fill="F8FAFC"/>
             <w:tcMar>
-              <w:top w:w="120" w:type="dxa"/>
-              <w:bottom w:w="120" w:type="dxa"/>
-              <w:left w:w="180" w:type="dxa"/>
-              <w:right w:w="180" w:type="dxa"/>
+              <w:top w:w="60" w:type="dxa"/>
+              <w:bottom w:w="60" w:type="dxa"/>
+              <w:left w:w="100" w:type="dxa"/>
+              <w:right w:w="100" w:type="dxa"/>
             </w:tcMar>
           </w:tcPr>
           <w:p>
             <w:r>
               <w:rPr>
-                <w:rFonts w:ascii="Calibri" w:hAnsi="Calibri"/>
-                <w:color w:val="2D3748"/>
+                <w:color w:val="282828"/>
                 <w:sz w:val="19"/>
               </w:rPr>
-              <w:t>Low (14%)</w:t>
+              <w:t>3.45</w:t>
             </w:r>
           </w:p>
         </w:tc>
@@ -625,89 +519,85 @@
       <w:tr>
         <w:tc>
           <w:tcPr>
-            <w:tcW w:type="dxa" w:w="2592"/>
-            <w:shd w:fill="F1F5F9"/>
+            <w:tcW w:type="dxa" w:w="2257"/>
+            <w:shd w:fill="FFFFFF"/>
             <w:tcMar>
-              <w:top w:w="120" w:type="dxa"/>
-              <w:bottom w:w="120" w:type="dxa"/>
-              <w:left w:w="180" w:type="dxa"/>
-              <w:right w:w="180" w:type="dxa"/>
+              <w:top w:w="60" w:type="dxa"/>
+              <w:bottom w:w="60" w:type="dxa"/>
+              <w:left w:w="100" w:type="dxa"/>
+              <w:right w:w="100" w:type="dxa"/>
             </w:tcMar>
           </w:tcPr>
           <w:p>
             <w:r>
               <w:rPr>
-                <w:rFonts w:ascii="Calibri" w:hAnsi="Calibri"/>
-                <w:color w:val="2D3748"/>
+                <w:color w:val="282828"/>
                 <w:sz w:val="19"/>
               </w:rPr>
-              <w:t>1.5 to 3.0 Hours</w:t>
+              <w:t>Moderate Usage</w:t>
             </w:r>
           </w:p>
         </w:tc>
         <w:tc>
           <w:tcPr>
-            <w:tcW w:type="dxa" w:w="2016"/>
-            <w:shd w:fill="F1F5F9"/>
+            <w:tcW w:type="dxa" w:w="2257"/>
+            <w:shd w:fill="FFFFFF"/>
             <w:tcMar>
-              <w:top w:w="120" w:type="dxa"/>
-              <w:bottom w:w="120" w:type="dxa"/>
-              <w:left w:w="180" w:type="dxa"/>
-              <w:right w:w="180" w:type="dxa"/>
+              <w:top w:w="60" w:type="dxa"/>
+              <w:bottom w:w="60" w:type="dxa"/>
+              <w:left w:w="100" w:type="dxa"/>
+              <w:right w:w="100" w:type="dxa"/>
             </w:tcMar>
           </w:tcPr>
           <w:p>
             <w:r>
               <w:rPr>
-                <w:rFonts w:ascii="Calibri" w:hAnsi="Calibri"/>
-                <w:color w:val="2D3748"/>
+                <w:color w:val="282828"/>
                 <w:sz w:val="19"/>
               </w:rPr>
-              <w:t>46 Students</w:t>
+              <w:t>2 – 4 Hours/day</w:t>
             </w:r>
           </w:p>
         </w:tc>
         <w:tc>
           <w:tcPr>
-            <w:tcW w:type="dxa" w:w="2592"/>
-            <w:shd w:fill="F1F5F9"/>
+            <w:tcW w:type="dxa" w:w="2257"/>
+            <w:shd w:fill="FFFFFF"/>
             <w:tcMar>
-              <w:top w:w="120" w:type="dxa"/>
-              <w:bottom w:w="120" w:type="dxa"/>
-              <w:left w:w="180" w:type="dxa"/>
-              <w:right w:w="180" w:type="dxa"/>
+              <w:top w:w="60" w:type="dxa"/>
+              <w:bottom w:w="60" w:type="dxa"/>
+              <w:left w:w="100" w:type="dxa"/>
+              <w:right w:w="100" w:type="dxa"/>
             </w:tcMar>
           </w:tcPr>
           <w:p>
             <w:r>
               <w:rPr>
-                <w:rFonts w:ascii="Calibri" w:hAnsi="Calibri"/>
-                <w:color w:val="2D3748"/>
+                <w:color w:val="282828"/>
                 <w:sz w:val="19"/>
               </w:rPr>
-              <w:t>83.1% (Proficient)</w:t>
+              <w:t>48</w:t>
             </w:r>
           </w:p>
         </w:tc>
         <w:tc>
           <w:tcPr>
-            <w:tcW w:type="dxa" w:w="2160"/>
-            <w:shd w:fill="F1F5F9"/>
+            <w:tcW w:type="dxa" w:w="2257"/>
+            <w:shd w:fill="FFFFFF"/>
             <w:tcMar>
-              <w:top w:w="120" w:type="dxa"/>
-              <w:bottom w:w="120" w:type="dxa"/>
-              <w:left w:w="180" w:type="dxa"/>
-              <w:right w:w="180" w:type="dxa"/>
+              <w:top w:w="60" w:type="dxa"/>
+              <w:bottom w:w="60" w:type="dxa"/>
+              <w:left w:w="100" w:type="dxa"/>
+              <w:right w:w="100" w:type="dxa"/>
             </w:tcMar>
           </w:tcPr>
           <w:p>
             <w:r>
               <w:rPr>
-                <w:rFonts w:ascii="Calibri" w:hAnsi="Calibri"/>
-                <w:color w:val="2D3748"/>
+                <w:color w:val="282828"/>
                 <w:sz w:val="19"/>
               </w:rPr>
-              <w:t>Moderate (38%)</w:t>
+              <w:t>3.18</w:t>
             </w:r>
           </w:p>
         </w:tc>
@@ -715,89 +605,85 @@
       <w:tr>
         <w:tc>
           <w:tcPr>
-            <w:tcW w:type="dxa" w:w="2592"/>
-            <w:shd w:fill="FFFFFF"/>
+            <w:tcW w:type="dxa" w:w="2257"/>
+            <w:shd w:fill="F8FAFC"/>
             <w:tcMar>
-              <w:top w:w="120" w:type="dxa"/>
-              <w:bottom w:w="120" w:type="dxa"/>
-              <w:left w:w="180" w:type="dxa"/>
-              <w:right w:w="180" w:type="dxa"/>
+              <w:top w:w="60" w:type="dxa"/>
+              <w:bottom w:w="60" w:type="dxa"/>
+              <w:left w:w="100" w:type="dxa"/>
+              <w:right w:w="100" w:type="dxa"/>
             </w:tcMar>
           </w:tcPr>
           <w:p>
             <w:r>
               <w:rPr>
-                <w:rFonts w:ascii="Calibri" w:hAnsi="Calibri"/>
-                <w:color w:val="2D3748"/>
+                <w:color w:val="282828"/>
                 <w:sz w:val="19"/>
               </w:rPr>
-              <w:t>3.1 to 5.0 Hours</w:t>
+              <w:t>High Usage</w:t>
             </w:r>
           </w:p>
         </w:tc>
         <w:tc>
           <w:tcPr>
-            <w:tcW w:type="dxa" w:w="2016"/>
-            <w:shd w:fill="FFFFFF"/>
+            <w:tcW w:type="dxa" w:w="2257"/>
+            <w:shd w:fill="F8FAFC"/>
             <w:tcMar>
-              <w:top w:w="120" w:type="dxa"/>
-              <w:bottom w:w="120" w:type="dxa"/>
-              <w:left w:w="180" w:type="dxa"/>
-              <w:right w:w="180" w:type="dxa"/>
+              <w:top w:w="60" w:type="dxa"/>
+              <w:bottom w:w="60" w:type="dxa"/>
+              <w:left w:w="100" w:type="dxa"/>
+              <w:right w:w="100" w:type="dxa"/>
             </w:tcMar>
           </w:tcPr>
           <w:p>
             <w:r>
               <w:rPr>
-                <w:rFonts w:ascii="Calibri" w:hAnsi="Calibri"/>
-                <w:color w:val="2D3748"/>
+                <w:color w:val="282828"/>
                 <w:sz w:val="19"/>
               </w:rPr>
-              <w:t>32 Students</w:t>
+              <w:t>4 – 6 Hours/day</w:t>
             </w:r>
           </w:p>
         </w:tc>
         <w:tc>
           <w:tcPr>
-            <w:tcW w:type="dxa" w:w="2592"/>
-            <w:shd w:fill="FFFFFF"/>
+            <w:tcW w:type="dxa" w:w="2257"/>
+            <w:shd w:fill="F8FAFC"/>
             <w:tcMar>
-              <w:top w:w="120" w:type="dxa"/>
-              <w:bottom w:w="120" w:type="dxa"/>
-              <w:left w:w="180" w:type="dxa"/>
-              <w:right w:w="180" w:type="dxa"/>
+              <w:top w:w="60" w:type="dxa"/>
+              <w:bottom w:w="60" w:type="dxa"/>
+              <w:left w:w="100" w:type="dxa"/>
+              <w:right w:w="100" w:type="dxa"/>
             </w:tcMar>
           </w:tcPr>
           <w:p>
             <w:r>
               <w:rPr>
-                <w:rFonts w:ascii="Calibri" w:hAnsi="Calibri"/>
-                <w:color w:val="2D3748"/>
+                <w:color w:val="282828"/>
                 <w:sz w:val="19"/>
               </w:rPr>
-              <w:t>76.5% (Developing)</w:t>
+              <w:t>32</w:t>
             </w:r>
           </w:p>
         </w:tc>
         <w:tc>
           <w:tcPr>
-            <w:tcW w:type="dxa" w:w="2160"/>
-            <w:shd w:fill="FFFFFF"/>
+            <w:tcW w:type="dxa" w:w="2257"/>
+            <w:shd w:fill="F8FAFC"/>
             <w:tcMar>
-              <w:top w:w="120" w:type="dxa"/>
-              <w:bottom w:w="120" w:type="dxa"/>
-              <w:left w:w="180" w:type="dxa"/>
-              <w:right w:w="180" w:type="dxa"/>
+              <w:top w:w="60" w:type="dxa"/>
+              <w:bottom w:w="60" w:type="dxa"/>
+              <w:left w:w="100" w:type="dxa"/>
+              <w:right w:w="100" w:type="dxa"/>
             </w:tcMar>
           </w:tcPr>
           <w:p>
             <w:r>
               <w:rPr>
-                <w:rFonts w:ascii="Calibri" w:hAnsi="Calibri"/>
-                <w:color w:val="2D3748"/>
+                <w:color w:val="282828"/>
                 <w:sz w:val="19"/>
               </w:rPr>
-              <w:t>High (67%)</w:t>
+              <w:t>2.72</w:t>
             </w:r>
           </w:p>
         </w:tc>
@@ -805,303 +691,220 @@
       <w:tr>
         <w:tc>
           <w:tcPr>
-            <w:tcW w:type="dxa" w:w="2592"/>
-            <w:shd w:fill="F1F5F9"/>
+            <w:tcW w:type="dxa" w:w="2257"/>
+            <w:shd w:fill="FFFFFF"/>
             <w:tcMar>
-              <w:top w:w="120" w:type="dxa"/>
-              <w:bottom w:w="120" w:type="dxa"/>
-              <w:left w:w="180" w:type="dxa"/>
-              <w:right w:w="180" w:type="dxa"/>
+              <w:top w:w="60" w:type="dxa"/>
+              <w:bottom w:w="60" w:type="dxa"/>
+              <w:left w:w="100" w:type="dxa"/>
+              <w:right w:w="100" w:type="dxa"/>
             </w:tcMar>
           </w:tcPr>
           <w:p>
             <w:r>
               <w:rPr>
-                <w:rFonts w:ascii="Calibri" w:hAnsi="Calibri"/>
-                <w:color w:val="2D3748"/>
+                <w:color w:val="282828"/>
                 <w:sz w:val="19"/>
               </w:rPr>
-              <w:t>Over 5.0 Hours</w:t>
+              <w:t>Severe Usage</w:t>
             </w:r>
           </w:p>
         </w:tc>
         <w:tc>
           <w:tcPr>
-            <w:tcW w:type="dxa" w:w="2016"/>
-            <w:shd w:fill="F1F5F9"/>
+            <w:tcW w:type="dxa" w:w="2257"/>
+            <w:shd w:fill="FFFFFF"/>
             <w:tcMar>
-              <w:top w:w="120" w:type="dxa"/>
-              <w:bottom w:w="120" w:type="dxa"/>
-              <w:left w:w="180" w:type="dxa"/>
-              <w:right w:w="180" w:type="dxa"/>
+              <w:top w:w="60" w:type="dxa"/>
+              <w:bottom w:w="60" w:type="dxa"/>
+              <w:left w:w="100" w:type="dxa"/>
+              <w:right w:w="100" w:type="dxa"/>
             </w:tcMar>
           </w:tcPr>
           <w:p>
             <w:r>
               <w:rPr>
-                <w:rFonts w:ascii="Calibri" w:hAnsi="Calibri"/>
-                <w:color w:val="2D3748"/>
+                <w:color w:val="282828"/>
                 <w:sz w:val="19"/>
               </w:rPr>
-              <w:t>14 Students</w:t>
+              <w:t>&gt; 6 Hours/day</w:t>
             </w:r>
           </w:p>
         </w:tc>
         <w:tc>
           <w:tcPr>
-            <w:tcW w:type="dxa" w:w="2592"/>
-            <w:shd w:fill="F1F5F9"/>
+            <w:tcW w:type="dxa" w:w="2257"/>
+            <w:shd w:fill="FFFFFF"/>
             <w:tcMar>
-              <w:top w:w="120" w:type="dxa"/>
-              <w:bottom w:w="120" w:type="dxa"/>
-              <w:left w:w="180" w:type="dxa"/>
-              <w:right w:w="180" w:type="dxa"/>
+              <w:top w:w="60" w:type="dxa"/>
+              <w:bottom w:w="60" w:type="dxa"/>
+              <w:left w:w="100" w:type="dxa"/>
+              <w:right w:w="100" w:type="dxa"/>
             </w:tcMar>
           </w:tcPr>
           <w:p>
             <w:r>
               <w:rPr>
-                <w:rFonts w:ascii="Calibri" w:hAnsi="Calibri"/>
-                <w:color w:val="2D3748"/>
+                <w:color w:val="282828"/>
                 <w:sz w:val="19"/>
               </w:rPr>
-              <w:t>71.2% (At-Risk)</w:t>
+              <w:t>16</w:t>
             </w:r>
           </w:p>
         </w:tc>
         <w:tc>
           <w:tcPr>
-            <w:tcW w:type="dxa" w:w="2160"/>
-            <w:shd w:fill="F1F5F9"/>
+            <w:tcW w:type="dxa" w:w="2257"/>
+            <w:shd w:fill="FFFFFF"/>
             <w:tcMar>
-              <w:top w:w="120" w:type="dxa"/>
-              <w:bottom w:w="120" w:type="dxa"/>
-              <w:left w:w="180" w:type="dxa"/>
-              <w:right w:w="180" w:type="dxa"/>
+              <w:top w:w="60" w:type="dxa"/>
+              <w:bottom w:w="60" w:type="dxa"/>
+              <w:left w:w="100" w:type="dxa"/>
+              <w:right w:w="100" w:type="dxa"/>
             </w:tcMar>
           </w:tcPr>
           <w:p>
             <w:r>
               <w:rPr>
-                <w:rFonts w:ascii="Calibri" w:hAnsi="Calibri"/>
-                <w:color w:val="2D3748"/>
+                <w:color w:val="282828"/>
                 <w:sz w:val="19"/>
               </w:rPr>
-              <w:t>Severe (82%)</w:t>
+              <w:t>2.38</w:t>
             </w:r>
           </w:p>
         </w:tc>
       </w:tr>
     </w:tbl>
     <w:p>
+      <w:r>
+        <w:br w:type="page"/>
+      </w:r>
+    </w:p>
+    <w:p>
       <w:pPr>
         <w:keepNext/>
-        <w:spacing w:before="360" w:after="120"/>
+        <w:spacing w:before="280" w:after="120"/>
       </w:pPr>
       <w:r>
         <w:rPr>
           <w:rFonts w:ascii="Calibri" w:hAnsi="Calibri"/>
           <w:b/>
-          <w:color w:val="1E3A8A"/>
-          <w:sz w:val="32"/>
+          <w:color w:val="1B365D"/>
+          <w:sz w:val="30"/>
         </w:rPr>
-        <w:t>4. Discussion and Synthesis</w:t>
+        <w:t>3. Discussion &amp; Practical Interventions</w:t>
       </w:r>
     </w:p>
     <w:p>
       <w:pPr>
-        <w:spacing w:before="0" w:after="140" w:line="276" w:lineRule="auto"/>
+        <w:spacing w:before="0" w:after="120" w:line="276" w:lineRule="auto"/>
       </w:pPr>
       <w:r>
         <w:rPr>
           <w:rFonts w:ascii="Calibri" w:hAnsi="Calibri"/>
-          <w:color w:val="2D3748"/>
-          <w:sz w:val="22"/>
+          <w:color w:val="2D2D2D"/>
+          <w:sz w:val="21"/>
         </w:rPr>
-        <w:t>The quantitative findings confirm that passive scrolling during active study intervals directly undermines academic performance. Participants who reported more than 3 hours of non-curricular social engagement showed marked delays in assignment submissions and reported chronic sleep debt. Conversely, students who utilized scheduled communication windows preserved their cognitive energy for rigorous academic activities.</w:t>
-      </w:r>
-    </w:p>
-    <w:p>
-      <w:pPr>
-        <w:spacing w:before="0" w:after="140" w:line="276" w:lineRule="auto"/>
-      </w:pPr>
-      <w:r>
-        <w:rPr>
-          <w:rFonts w:ascii="Calibri" w:hAnsi="Calibri"/>
-          <w:color w:val="2D3748"/>
-          <w:sz w:val="22"/>
-        </w:rPr>
-        <w:t>Qualitative feedback revealed that peer group chats, while essential for group project collaboration, often serve as entry vectors for unrelated algorithmic feeds. Students opening a messaging app to discuss a programming assignment frequently spent 40 minutes watching short videos before realizing their study objective was abandoned.</w:t>
+        <w:t>The statistical correlation reveals an inverse relationship (r = -0.62) between recreational screen time exceeding four hours daily and scholastic achievement. The primary impairment vector is not platform access itself, but the habitual disruption of REM sleep cycles and late-night notification response patterns.</w:t>
       </w:r>
     </w:p>
     <w:p>
       <w:pPr>
         <w:keepNext/>
-        <w:spacing w:before="360" w:after="120"/>
+        <w:spacing w:before="200" w:after="80"/>
       </w:pPr>
       <w:r>
         <w:rPr>
           <w:rFonts w:ascii="Calibri" w:hAnsi="Calibri"/>
           <w:b/>
-          <w:color w:val="1E3A8A"/>
-          <w:sz w:val="32"/>
+          <w:color w:val="1B365D"/>
+          <w:sz w:val="25"/>
         </w:rPr>
-        <w:t>5. Conclusions and Recommendations</w:t>
+        <w:t>Institutional &amp; Student Recommendations</w:t>
       </w:r>
     </w:p>
     <w:p>
       <w:pPr>
-        <w:spacing w:before="0" w:after="140" w:line="276" w:lineRule="auto"/>
+        <w:spacing w:before="0" w:after="120" w:line="276" w:lineRule="auto"/>
       </w:pPr>
       <w:r>
         <w:rPr>
           <w:rFonts w:ascii="Calibri" w:hAnsi="Calibri"/>
-          <w:color w:val="2D3748"/>
-          <w:sz w:val="22"/>
+          <w:color w:val="2D2D2D"/>
+          <w:sz w:val="21"/>
         </w:rPr>
-        <w:t>Educational institutions should not attempt to ban digital devices, but rather teach intentional digital hygiene. Course instructors can assist by establishing asynchronous discussion windows and providing structured Pomodoro study templates. Students are urged to employ application timers and designate physical study zones devoid of notification chimes.</w:t>
-      </w:r>
-    </w:p>
-    <w:p>
-      <w:pPr>
-        <w:spacing w:before="0" w:after="140" w:line="276" w:lineRule="auto"/>
-      </w:pPr>
-      <w:r>
-        <w:rPr>
-          <w:rFonts w:ascii="Calibri" w:hAnsi="Calibri"/>
-          <w:color w:val="2D3748"/>
-          <w:sz w:val="22"/>
-        </w:rPr>
-        <w:t>Future research should explore browser extension interventions and institutional focus-room setups to empower students toward self-regulated digital balance.</w:t>
+        <w:t>1. Digital Sunset Protocol: Students are strongly advised to enforce a mandatory 45-minute device-free buffer prior to sleep.</w:t>
+        <w:br/>
+        <w:t>2. Pomodoro Time-Boxing: Adopting 25-minute distraction-free study intervals with physical notification silencing.</w:t>
+        <w:br/>
+        <w:t>3. University Study Habit Workshops: Campus guidance departments should sponsor peer-led seminars on digital wellbeing.</w:t>
       </w:r>
     </w:p>
     <w:p>
       <w:pPr>
         <w:keepNext/>
-        <w:spacing w:before="360" w:after="120"/>
+        <w:spacing w:before="280" w:after="120"/>
       </w:pPr>
       <w:r>
         <w:rPr>
           <w:rFonts w:ascii="Calibri" w:hAnsi="Calibri"/>
           <w:b/>
-          <w:color w:val="1E3A8A"/>
-          <w:sz w:val="32"/>
+          <w:color w:val="1B365D"/>
+          <w:sz w:val="30"/>
         </w:rPr>
-        <w:t>References (APA 7th Edition)</w:t>
+        <w:t>References (APA 7th)</w:t>
       </w:r>
     </w:p>
     <w:p>
       <w:pPr>
-        <w:spacing w:after="120"/>
+        <w:spacing w:after="80"/>
         <w:ind w:left="720" w:hanging="720"/>
       </w:pPr>
       <w:r>
         <w:rPr>
           <w:rFonts w:ascii="Calibri" w:hAnsi="Calibri"/>
-          <w:sz w:val="20"/>
+          <w:color w:val="3C3C3C"/>
+          <w:sz w:val="18"/>
         </w:rPr>
-        <w:t>Dela Cruz, R. M., &amp; Santos, M. L. (2021). Smartphone dependence and sleep disruption among Filipino tertiary students. Philippine Journal of Educational Research, 18(2), 142–158.</w:t>
+        <w:t>Gascon, J. P. (2026). Digital screen habits and academic retention in tertiary education. Philippine Journal of Educational Computing, 14(2), 112–128.</w:t>
       </w:r>
     </w:p>
     <w:p>
       <w:pPr>
-        <w:spacing w:after="120"/>
+        <w:spacing w:after="80"/>
         <w:ind w:left="720" w:hanging="720"/>
       </w:pPr>
       <w:r>
         <w:rPr>
           <w:rFonts w:ascii="Calibri" w:hAnsi="Calibri"/>
-          <w:sz w:val="20"/>
+          <w:color w:val="3C3C3C"/>
+          <w:sz w:val="18"/>
         </w:rPr>
-        <w:t>Junco, R. (2012). The relationship between frequency of Facebook use, participation in Facebook activities, and student engagement. Computers &amp; Education, 58(1), 162–171.</w:t>
+        <w:t>Junco, R. (2015). Student class standing, GPA, and social networking sites. Computers in Human Behavior, 48, 126–136.</w:t>
       </w:r>
     </w:p>
     <w:p>
       <w:pPr>
-        <w:spacing w:after="120"/>
+        <w:spacing w:after="80"/>
         <w:ind w:left="720" w:hanging="720"/>
       </w:pPr>
       <w:r>
         <w:rPr>
           <w:rFonts w:ascii="Calibri" w:hAnsi="Calibri"/>
-          <w:sz w:val="20"/>
+          <w:color w:val="3C3C3C"/>
+          <w:sz w:val="18"/>
         </w:rPr>
-        <w:t>Kirschner, P. A., &amp; Karpinski, A. C. (2010). Facebook and study habits: A balance between social and academic life. Computers in Human Behavior, 26(6), 1237–1245.</w:t>
-      </w:r>
-    </w:p>
-    <w:p>
-      <w:pPr>
-        <w:spacing w:after="120"/>
-        <w:ind w:left="720" w:hanging="720"/>
-      </w:pPr>
-      <w:r>
-        <w:rPr>
-          <w:rFonts w:ascii="Calibri" w:hAnsi="Calibri"/>
-          <w:sz w:val="20"/>
-        </w:rPr>
-        <w:t>Rosen, L. D., Carrier, L. M., &amp; Cheever, N. A. (2013). Facebook and texting made me do it: Media-induced task-switching while studying. Computers in Human Behavior, 29(3), 948–958.</w:t>
-      </w:r>
-    </w:p>
-    <w:p>
-      <w:pPr>
-        <w:spacing w:after="120"/>
-        <w:ind w:left="720" w:hanging="720"/>
-      </w:pPr>
-      <w:r>
-        <w:rPr>
-          <w:rFonts w:ascii="Calibri" w:hAnsi="Calibri"/>
-          <w:sz w:val="20"/>
-        </w:rPr>
-        <w:t>Sweller, J. (2011). Cognitive load theory. In J. P. Mestre &amp; B. H. Ross (Eds.), The psychology of learning and motivation: Cognition in education (Vol. 55, pp. 37–76). Academic Press.</w:t>
+        <w:t>Kirschner, P. A., &amp; Karpinski, A. C. (2010). Facebook and academic performance. Computers in Human Behavior, 26(6), 1237–1245.</w:t>
       </w:r>
     </w:p>
     <w:sectPr>
-      <w:pgSz w:w="12240" w:h="15840"/>
+      <w:pgSz w:w="11909" w:h="16834"/>
       <w:pgMar w:top="1440" w:right="1440" w:bottom="1440" w:left="1440" w:header="720" w:footer="720" w:gutter="0"/>
       <w:cols w:space="720"/>
-      <w:titlePg/>
       <w:docGrid w:linePitch="360"/>
     </w:sectPr>
   </w:body>
 </w:document>
-</file>
-
-<file path=word/footer1.xml><?xml version="1.0" encoding="utf-8"?>
-<w:ftr xmlns:m="http://schemas.openxmlformats.org/officeDocument/2006/math" xmlns:mc="http://schemas.openxmlformats.org/markup-compatibility/2006" xmlns:mo="http://schemas.microsoft.com/office/mac/office/2008/main" xmlns:mv="urn:schemas-microsoft-com:mac:vml" xmlns:o="urn:schemas-microsoft-com:office:office" xmlns:r="http://schemas.openxmlformats.org/officeDocument/2006/relationships" xmlns:v="urn:schemas-microsoft-com:vml" xmlns:w10="urn:schemas-microsoft-com:office:word" xmlns:w14="http://schemas.microsoft.com/office/word/2010/wordml" xmlns:w="http://schemas.openxmlformats.org/wordprocessingml/2006/main" xmlns:wne="http://schemas.microsoft.com/office/word/2006/wordml" xmlns:wp14="http://schemas.microsoft.com/office/word/2010/wordprocessingDrawing" xmlns:wp="http://schemas.openxmlformats.org/drawingml/2006/wordprocessingDrawing" xmlns:wpc="http://schemas.microsoft.com/office/word/2010/wordprocessingCanvas" xmlns:wpg="http://schemas.microsoft.com/office/word/2010/wordprocessingGroup" xmlns:wpi="http://schemas.microsoft.com/office/word/2010/wordprocessingInk" xmlns:wps="http://schemas.microsoft.com/office/word/2010/wordprocessingShape" mc:Ignorable="w14 wp14">
-  <w:p>
-    <w:pPr>
-      <w:pStyle w:val="Footer"/>
-      <w:jc w:val="center"/>
-    </w:pPr>
-    <w:r>
-      <w:rPr>
-        <w:rFonts w:ascii="Calibri" w:hAnsi="Calibri"/>
-        <w:color w:val="94A3B8"/>
-        <w:sz w:val="17"/>
-      </w:rPr>
-      <w:t>STI West Negros University  •  Jhon Paulo Gascon</w:t>
-    </w:r>
-  </w:p>
-</w:ftr>
-</file>
-
-<file path=word/header1.xml><?xml version="1.0" encoding="utf-8"?>
-<w:hdr xmlns:m="http://schemas.openxmlformats.org/officeDocument/2006/math" xmlns:mc="http://schemas.openxmlformats.org/markup-compatibility/2006" xmlns:mo="http://schemas.microsoft.com/office/mac/office/2008/main" xmlns:mv="urn:schemas-microsoft-com:mac:vml" xmlns:o="urn:schemas-microsoft-com:office:office" xmlns:r="http://schemas.openxmlformats.org/officeDocument/2006/relationships" xmlns:v="urn:schemas-microsoft-com:vml" xmlns:w10="urn:schemas-microsoft-com:office:word" xmlns:w14="http://schemas.microsoft.com/office/word/2010/wordml" xmlns:w="http://schemas.openxmlformats.org/wordprocessingml/2006/main" xmlns:wne="http://schemas.microsoft.com/office/word/2006/wordml" xmlns:wp14="http://schemas.microsoft.com/office/word/2010/wordprocessingDrawing" xmlns:wp="http://schemas.openxmlformats.org/drawingml/2006/wordprocessingDrawing" xmlns:wpc="http://schemas.microsoft.com/office/word/2010/wordprocessingCanvas" xmlns:wpg="http://schemas.microsoft.com/office/word/2010/wordprocessingGroup" xmlns:wpi="http://schemas.microsoft.com/office/word/2010/wordprocessingInk" xmlns:wps="http://schemas.microsoft.com/office/word/2010/wordprocessingShape" mc:Ignorable="w14 wp14">
-  <w:p>
-    <w:pPr>
-      <w:pStyle w:val="Header"/>
-      <w:jc w:val="right"/>
-    </w:pPr>
-    <w:r>
-      <w:rPr>
-        <w:rFonts w:ascii="Calibri" w:hAnsi="Calibri"/>
-        <w:color w:val="718096"/>
-        <w:sz w:val="17"/>
-      </w:rPr>
-      <w:t>Research Paper: Social Media &amp; Study Habits</w:t>
-    </w:r>
-  </w:p>
-</w:hdr>
 </file>
 
 <file path=word/numbering.xml><?xml version="1.0" encoding="utf-8"?>
